--- a/legal/privacy-policy.docx
+++ b/legal/privacy-policy.docx
@@ -7,7 +7,7 @@
         <w:pStyle w:val="Title"/>
       </w:pPr>
       <w:r>
-        <w:t>Политика обработки персональных данных</w:t>
+        <w:t>Политика обработки данных чат-бота</w:t>
       </w:r>
     </w:p>
     <w:p>
@@ -15,7 +15,15 @@
         <w:jc w:val="both"/>
       </w:pPr>
       <w:r>
-        <w:t>Чат-бот «На связи_регион40» в мессенджере MAX</w:t>
+        <w:t>Редакция 3.0 от 29.09.2026. Чат-бот «На связи_регион40».</w:t>
+      </w:r>
+    </w:p>
+    <w:p>
+      <w:pPr>
+        <w:pStyle w:val="Heading1"/>
+      </w:pPr>
+      <w:r>
+        <w:t>1. Оператор и правовое основание</w:t>
       </w:r>
     </w:p>
     <w:p>
@@ -23,7 +31,7 @@
         <w:jc w:val="both"/>
       </w:pPr>
       <w:r>
-        <w:t>Редакция 2.0 от 29.09.2026</w:t>
+        <w:t>Оператор, указанный в проектной документации: Министерство цифрового развития Калужской области, ИНН 4027138814, ОГРН 1194027000221. Адрес: 248016, г. Калуга, ул. Ленина, д. 14. Контакт по вопросам обработки данных: min_digital@adm.kaluga.ru. До запуска оператор подтверждает свои полномочия и правовые основания обработки.</w:t>
       </w:r>
     </w:p>
     <w:p>
@@ -31,7 +39,7 @@
         <w:jc w:val="both"/>
       </w:pPr>
       <w:r>
-        <w:t>Политика объясняет, какие данные получает Чат-бот, для чего они используются, кому доступны и как пользователь может реализовать свои права. Она распространяется на обработку данных Оператором при работе сервиса. Обработка данных самим мессенджером MAX регулируется его документами и законодательством.</w:t>
+        <w:t>Сервис применяет минимизацию данных. Сохранение ID MAX и привязанных к нему сообщений не означает полного обезличивания. Отсутствие кнопки согласия само по себе не освобождает оператора от требований законодательства. До эксплуатации оператор определяет и документирует применимое основание обработки ID, содержания сообщений и служебных сведений, а также полномочия получателей. Эта редакция не заявляет об автоматическом возникновении согласия из факта использования бота.</w:t>
       </w:r>
     </w:p>
     <w:p>
@@ -39,7 +47,7 @@
         <w:pStyle w:val="Heading1"/>
       </w:pPr>
       <w:r>
-        <w:t>1. Оператор и контакты</w:t>
+        <w:t>2. Какие данные обрабатываются</w:t>
       </w:r>
     </w:p>
     <w:p>
@@ -47,7 +55,7 @@
         <w:jc w:val="both"/>
       </w:pPr>
       <w:r>
-        <w:t>1.1. Оператор — Министерство цифрового развития Калужской области. ИНН: 4027138814; ОГРН: 1194027000221. Адрес: 248016, Калужская область, г. Калуга, ул. Ленина, д. 14. Контакт по вопросам данных и отзыва согласия: min_digital@adm.kaluga.ru.</w:t>
+        <w:t>О жителе сохраняются ID MAX, сообщения о проблемах, выбранные тема и территория, допустимые фото в виде ссылок-токенов MAX, ответы, оценка и служебные сведения: номер обращения, даты, состояния, ответственные сотрудники и история действий. ФИО и телефон не запрашиваются; имя и имя пользователя MAX не сохраняются как профиль жителя. Технические ID сообщений нужны для доставки, предотвращения повторной обработки и обновления карточек.</w:t>
       </w:r>
     </w:p>
     <w:p>
@@ -55,7 +63,7 @@
         <w:jc w:val="both"/>
       </w:pPr>
       <w:r>
-        <w:t>1.2. Размещение сервиса у технического исполнителя само по себе не передаёт ему полномочия определять цели обработки. Поручение обработки и доступ сотрудников оформляются Оператором на законном основании с определением состава данных, действий и мер защиты.</w:t>
+        <w:t>Отдельно обрабатываются рабочие данные сотрудников: ID, роли, имя для указания ответственного, закрепления, действия и подготовленные ответы. Отказ от анкеты жителя не отменяет учёт полномочий и ответственности сотрудников.</w:t>
       </w:r>
     </w:p>
     <w:p>
@@ -63,7 +71,7 @@
         <w:pStyle w:val="Heading1"/>
       </w:pPr>
       <w:r>
-        <w:t>2. Чьи данные и какие сведения обрабатываются</w:t>
+        <w:t>3. Проверка поступающих сведений</w:t>
       </w:r>
     </w:p>
     <w:p>
@@ -71,7 +79,7 @@
         <w:jc w:val="both"/>
       </w:pPr>
       <w:r>
-        <w:t>2.1. Заявители и посетители Чат-бота: идентификатор пользователя MAX, отображаемое имя и имя пользователя при их передаче MAX; идентификаторы чатов, сообщений и действий; время взаимодействия. Для профиля заявителя — фамилия, имя, отчество при наличии и телефон.</w:t>
+        <w:t>До записи входящего события удаляются профильные данные жителя и ненужные метаданные пересылки. Если автоматический фильтр обнаруживает признаки персональных данных в тексте или переданный контакт, вместо исходного содержания сохраняется технический признак отказа для доставки уведомления. Фильтр не является гарантией обнаружения всех персональных данных.</w:t>
       </w:r>
     </w:p>
     <w:p>
@@ -79,7 +87,7 @@
         <w:jc w:val="both"/>
       </w:pPr>
       <w:r>
-        <w:t>2.2. Обращение: выбранная сфера, территория и населённый пункт проблемы, текст, указанный адрес или описание места, фотографии; номер обращения, история рассмотрения, ответы, причины отклонения, оценка ответа. Чат-бот не запрашивает округ проживания отдельно. Материалы могут содержать персональные данные заявителя и третьих лиц и защищаются с учётом их содержания и связи с конкретным человеком.</w:t>
+        <w:t>Фото передаются сотруднику распределения для предварительной проверки и могут временно содержать нежелательные сведения до выявления. Они не направляются исполнителю до подтверждения проверки. При отказе содержание и ссылки на фото удаляются из записи обращения и связанных заданий доставки. Контролируемые копии в рабочих чатах подлежат удалению; оператор отдельно обеспечивает удаление копий, созданных сотрудниками вне сервиса.</w:t>
       </w:r>
     </w:p>
     <w:p>
@@ -87,15 +95,7 @@
         <w:jc w:val="both"/>
       </w:pPr>
       <w:r>
-        <w:t>2.3. Сотрудники: идентификаторы и имена в MAX, сведения о рабочем доступе, назначенных обращениях, подготовленных и согласованных ответах, отклонениях и других служебных действиях. Основания обработки определяются служебными полномочиями, применимым законодательством и документами соответствующих организаций; согласие жителя не является основанием обработки данных сотрудников.</w:t>
-      </w:r>
-    </w:p>
-    <w:p>
-      <w:pPr>
-        <w:jc w:val="both"/>
-      </w:pPr>
-      <w:r>
-        <w:t>2.4. Подтверждения документов: идентификатор пользователя, дата и время, вид и редакция документа, его адрес и контрольная сумма, текст подтверждения и идентификаторы подтверждающего действия в MAX. Для надёжной доставки используются технические очереди входящих и исходящих сообщений, которые могут содержать текст и данные взаимодействия.</w:t>
+        <w:t>Обработанные входящие события освобождаются от содержимого; остаются технические ID и состояние обработки. Незавершённые события и задания отправки временно хранят допустимое содержание для устойчивой доставки. Платформа MAX самостоятельно хранит отправленные ей сообщения по собственным условиям.</w:t>
       </w:r>
     </w:p>
     <w:p>
@@ -104,7 +104,7 @@
         <w:pageBreakBefore/>
       </w:pPr>
       <w:r>
-        <w:t>3. Цели и основания обработки</w:t>
+        <w:t>4. Цели и получатели</w:t>
       </w:r>
     </w:p>
     <w:p>
@@ -112,7 +112,7 @@
         <w:jc w:val="both"/>
       </w:pPr>
       <w:r>
-        <w:t>3.1. Приём, регистрация, рассмотрение и направление сообщения, связь с заявителем и доставка ответа осуществляются на основании его отдельного согласия и иных применимых законных оснований. Профиль сохраняется для повторных обращений в рамках этой цели. Условия пользования сервисом не заменяют согласие.</w:t>
+        <w:t>Цели: принять сообщение, определить компетентную организацию, подготовить и доставить ответ, показывать состояние, предотвращать дублирование и злоупотребления, вести служебную отчётность. Доступ предоставляется уполномоченным сотрудникам закрытых рабочих чатов и системным администраторам в пределах полномочий.</w:t>
       </w:r>
     </w:p>
     <w:p>
@@ -120,7 +120,15 @@
         <w:jc w:val="both"/>
       </w:pPr>
       <w:r>
-        <w:t>3.2. Минимальные сведения первого взаимодействия поступают от MAX до заполнения профиля и подтверждений. Они используются для ответа на инициативное обращение пользователя, предоставления документов, защиты сервиса и надёжной доставки. Оператор определяет применимое основание по статье 6 Федерального закона № 152-ФЗ, ограничивает объём и срок такой обработки и не использует эти сведения как согласие на рассмотрение ещё не поданного обращения.</w:t>
+        <w:t>Получатели: компетентные органы власти и муниципалитеты Калужской области, региональные подразделения Социального фонда России и фонда «Защитники Отечества», а также технические исполнители в пределах документально установленных поручений. Передача осуществляется в необходимом объёме. Содержание не передаётся внешней модели искусственного интеллекта для поиска персональных данных: текстовый фильтр работает локально.</w:t>
+      </w:r>
+    </w:p>
+    <w:p>
+      <w:pPr>
+        <w:pStyle w:val="Heading1"/>
+      </w:pPr>
+      <w:r>
+        <w:t>5. Хранение и удаление</w:t>
       </w:r>
     </w:p>
     <w:p>
@@ -128,7 +136,23 @@
         <w:jc w:val="both"/>
       </w:pPr>
       <w:r>
-        <w:t>3.3. Внутренняя отчётность используется для организации рассмотрения и контроля работы. Excel-отчёты могут содержать ФИО и телефон заявителя, MAX ID, данные обращения, ответы и сведения о сотрудниках. Они не являются автоматически обезличенными и подлежат такому же контролю доступа и хранения, как исходные данные.</w:t>
+        <w:t>Завершённые обращения и связанные данные подлежат удалению не позднее 90 дней после завершения, если законное основание не требует иного срока. Неиспользуемые записи жителей без обращений и служебных связей также подлежат удалению по регламенту оператора. Технические записи входящей обработки хранятся не более 30 дней; содержимое успешно обработанных событий очищается сразу.</w:t>
+      </w:r>
+    </w:p>
+    <w:p>
+      <w:pPr>
+        <w:jc w:val="both"/>
+      </w:pPr>
+      <w:r>
+        <w:t>Резервные и передаточные копии должны учитываться и удаляться оператором не позднее 90 дней после создания; при восстановлении необходимо повторить ранее выполненные удаления. Очистка базы не удаляет автоматически все выгруженные отчёты, копии в MAX и архивы у получателей. Для них оператор назначает ответственных и контролирует выполнение сроков. Для служебной истории и доказательств действий сотрудников оператор утверждает сроки по целям и применимым требованиям.</w:t>
+      </w:r>
+    </w:p>
+    <w:p>
+      <w:pPr>
+        <w:jc w:val="both"/>
+      </w:pPr>
+      <w:r>
+        <w:t>До запуска оператор подтверждает размещение баз и подконтрольных копий в Российской Федерации, режим доступа, необходимые меры защиты, процедуры восстановления и исполнения запросов граждан. Программная минимизация не заменяет эти мероприятия.</w:t>
       </w:r>
     </w:p>
     <w:p>
@@ -136,7 +160,7 @@
         <w:pStyle w:val="Heading1"/>
       </w:pPr>
       <w:r>
-        <w:t>4. Действия и получатели данных</w:t>
+        <w:t>6. Обращения по вопросам данных</w:t>
       </w:r>
     </w:p>
     <w:p>
@@ -144,185 +168,7 @@
         <w:jc w:val="both"/>
       </w:pPr>
       <w:r>
-        <w:t>4.1. Обработка включает сбор, запись, систематизацию, накопление, хранение, уточнение, извлечение, использование, предоставление доступа, передачу компетентному получателю, блокирование, обезличивание, удаление и уничтожение. Используются автоматизированные средства и действия сотрудников.</w:t>
-      </w:r>
-    </w:p>
-    <w:p>
-      <w:pPr>
-        <w:jc w:val="both"/>
-      </w:pPr>
-      <w:r>
-        <w:t>4.2. Доступ предоставляется уполномоченным сотрудникам распределения, ответственной организации, согласования и администрирования в необходимом объёме. Карточки, ответы и отчёты могут размещаться в закрытых рабочих чатах MAX; предусмотрена работа сотрудников в личном диалоге с Чат-ботом. Принадлежность к рабочему чату не заменяет оформление полномочий сотрудника.</w:t>
-      </w:r>
-    </w:p>
-    <w:p>
-      <w:pPr>
-        <w:jc w:val="both"/>
-      </w:pPr>
-      <w:r>
-        <w:t>4.3. В пределах компетенции получателями могут быть государственные органы, органы местного самоуправления, соответствующие подразделения Социального фонда России и Государственного фонда поддержки участников специальной военной операции «Защитники Отечества». Передача производится для рассмотрения конкретного вопроса и при наличии законного основания. Сведения о конкретных получателях можно запросить у Оператора.</w:t>
-      </w:r>
-    </w:p>
-    <w:p>
-      <w:pPr>
-        <w:jc w:val="both"/>
-      </w:pPr>
-      <w:r>
-        <w:t>4.4. MAX обеспечивает передачу и хранение сообщений в пределах собственной деятельности. Фотографии могут храниться средствами MAX; Чат-бот сохраняет технические ссылки на них. Технические исполнители получают доступ только на законном основании и в необходимом объёме. Подконтрольные Оператору базы, файловые хранилища и резервные копии должны размещаться на территории Российской Федерации; Оператор обеспечивает проверку этого условия.</w:t>
-      </w:r>
-    </w:p>
-    <w:p>
-      <w:pPr>
-        <w:jc w:val="both"/>
-      </w:pPr>
-      <w:r>
-        <w:t>4.5. Публикация данных для неограниченного круга лиц не предусмотрена. Подписка на предлагаемые каналы MAX добровольна, совершается самим пользователем и не означает передачу каналам его обращения или телефона со стороны Чат-бота.</w:t>
-      </w:r>
-    </w:p>
-    <w:p>
-      <w:pPr>
-        <w:pStyle w:val="Heading1"/>
-        <w:pageBreakBefore/>
-      </w:pPr>
-      <w:r>
-        <w:t>5. Сроки хранения и удаление</w:t>
-      </w:r>
-    </w:p>
-    <w:p>
-      <w:pPr>
-        <w:jc w:val="both"/>
-      </w:pPr>
-      <w:r>
-        <w:t>5.1. Установленный срок хранения завершённого обращения и его материалов — период рассмотрения и 90 календарных дней после направления окончательного ответа, отклонения или иного завершения, если закон не требует иного. При наличии другого основания Оператор определяет и сообщает соответствующий срок. Автоматическая очистка базы не означает удаления всех копий из MAX или выгрузок.</w:t>
-      </w:r>
-    </w:p>
-    <w:p>
-      <w:pPr>
-        <w:jc w:val="both"/>
-      </w:pPr>
-      <w:r>
-        <w:t>5.2. ФИО и телефон профиля используются для последующих обращений. При отсутствии связанных обращений и других законных оснований для хранения профиль подлежит удалению после 90 календарных дней бездействия. Отзыв согласия или требование о прекращении обработки рассматриваются независимо от этого срока.</w:t>
-      </w:r>
-    </w:p>
-    <w:p>
-      <w:pPr>
-        <w:jc w:val="both"/>
-      </w:pPr>
-      <w:r>
-        <w:t>5.3. Оператор обеспечивает удаление подконтрольных карточек, сообщений в рабочих чатах, выгруженных отчётов и иных копий по окончании установленного для них срока. Удаление может выполняться автоматизированно или уполномоченным сотрудником; результат подлежит контролю. Данные, которые MAX обрабатывает самостоятельно, и копии в распоряжении самого пользователя регулируются соответствующими основаниями обработки.</w:t>
-      </w:r>
-    </w:p>
-    <w:p>
-      <w:pPr>
-        <w:jc w:val="both"/>
-      </w:pPr>
-      <w:r>
-        <w:t>5.4. Для завершённых технических входящих сообщений устанавливается срок не более 30 календарных дней с получения. Незавершённые операции хранятся на период устранения сбоя в объёме, необходимом для доставки. Исходящие сообщения и служебные записи должны очищаться по завершении целей их хранения; связанное с обращением содержание — в пределах срока по пункту 5.1.</w:t>
-      </w:r>
-    </w:p>
-    <w:p>
-      <w:pPr>
-        <w:jc w:val="both"/>
-      </w:pPr>
-      <w:r>
-        <w:t>5.5. Резервные копии и архивы передачи проекта, содержащие данные, хранятся не более 90 календарных дней с создания, если иной срок не установлен законом. Доступ к ним ограничивается восстановлением и передачей системы. При восстановлении Оператор учитывает ранее поступившие требования об удалении и завершившиеся сроки хранения. Оператор ведёт учёт копий и контролирует их уничтожение.</w:t>
-      </w:r>
-    </w:p>
-    <w:p>
-      <w:pPr>
-        <w:jc w:val="both"/>
-      </w:pPr>
-      <w:r>
-        <w:t>5.6. Доказательства согласия, данные сотрудников и записи служебного контроля хранятся в пределах необходимости подтверждения законности обработки и исполнения обязанностей Оператора на соответствующем основании. Конкретный срок и основание сообщаются по запросу субъекта. Хранение этих сведений не оправдывает бессрочное сохранение текста обращения или телефона.</w:t>
-      </w:r>
-    </w:p>
-    <w:p>
-      <w:pPr>
-        <w:pStyle w:val="Heading1"/>
-      </w:pPr>
-      <w:r>
-        <w:t>6. Чувствительные сведения и третьи лица</w:t>
-      </w:r>
-    </w:p>
-    <w:p>
-      <w:pPr>
-        <w:jc w:val="both"/>
-      </w:pPr>
-      <w:r>
-        <w:t>6.1. Не следует направлять сведения о здоровье и интимной жизни, медицинские документы, копии паспорта, СНИЛС, пароли и другие избыточные данные. Обычное согласие кнопкой не является универсальным основанием обработки специальных категорий данных или данных других людей.</w:t>
-      </w:r>
-    </w:p>
-    <w:p>
-      <w:pPr>
-        <w:jc w:val="both"/>
-      </w:pPr>
-      <w:r>
-        <w:t>6.2. При поступлении таких сведений Оператор ограничивает доступ, определяет применимое законное основание и необходимый объём обработки. При отсутствии основания принимает меры к прекращению обработки и удалению в предусмотренном законом порядке. При необходимости специального согласия или установленной формы обращения пользователю предлагается соответствующий официальный канал.</w:t>
-      </w:r>
-    </w:p>
-    <w:p>
-      <w:pPr>
-        <w:jc w:val="both"/>
-      </w:pPr>
-      <w:r>
-        <w:t>6.3. Фотографии не используются для биометрической идентификации. Возраст не запрашивается. В случаях, когда требуется законный представитель, Оператор проверяет его полномочия до обработки, требующей такого участия.</w:t>
-      </w:r>
-    </w:p>
-    <w:p>
-      <w:pPr>
-        <w:pStyle w:val="Heading1"/>
-        <w:pageBreakBefore/>
-      </w:pPr>
-      <w:r>
-        <w:t>7. Права и обращения к Оператору</w:t>
-      </w:r>
-    </w:p>
-    <w:p>
-      <w:pPr>
-        <w:jc w:val="both"/>
-      </w:pPr>
-      <w:r>
-        <w:t>7.1. Пользователь вправе узнать состав, цели, основания, сроки и получателей обработки; потребовать уточнения, блокирования или уничтожения данных, отозвать согласие и обжаловать действия Оператора в Роскомнадзор или суд.</w:t>
-      </w:r>
-    </w:p>
-    <w:p>
-      <w:pPr>
-        <w:jc w:val="both"/>
-      </w:pPr>
-      <w:r>
-        <w:t>7.2. Запрос направляется на min_digital@adm.kaluga.ru либо по адресу Оператора. Следует указать требование и сведения, позволяющие сопоставить заявителя с профилем или обращением. Оператор может запросить необходимые сведения для проверки личности; избыточные документы не требуются.</w:t>
-      </w:r>
-    </w:p>
-    <w:p>
-      <w:pPr>
-        <w:jc w:val="both"/>
-      </w:pPr>
-      <w:r>
-        <w:t>7.3. Отзыв не отменяет законность уже выполненной обработки. Дальнейшая обработка допускается только при наличии другого законного основания. При отсутствии основания Оператор прекращает обработку и уничтожает данные в установленные законом сроки; для отзыва согласия — обычно не позднее 30 дней, для требования о прекращении обработки — в пределах срока, установленного статьёй 21 Федерального закона № 152-ФЗ, с учётом предусмотренных ею исключений.</w:t>
-      </w:r>
-    </w:p>
-    <w:p>
-      <w:pPr>
-        <w:pStyle w:val="Heading1"/>
-      </w:pPr>
-      <w:r>
-        <w:t>8. Защита и обновление политики</w:t>
-      </w:r>
-    </w:p>
-    <w:p>
-      <w:pPr>
-        <w:jc w:val="both"/>
-      </w:pPr>
-      <w:r>
-        <w:t>8.1. Оператор организует разграничение доступа, учёт служебных действий, защиту каналов передачи, резервное копирование, контроль сроков хранения и реагирование на нарушения. Конкретные меры определяются законодательством, условиями эксплуатации и актуальными угрозами. Доступ к чатам и отчётам предоставляется только уполномоченным лицам.</w:t>
-      </w:r>
-    </w:p>
-    <w:p>
-      <w:pPr>
-        <w:jc w:val="both"/>
-      </w:pPr>
-      <w:r>
-        <w:t>8.2. Политика доступна в разделе документов Чат-бота. Новая редакция применяется после её публикации и включения Оператором в процедуру ознакомления. Если изменение обработки требует нового согласия, оно запрашивается отдельно до продолжения соответствующей обработки.</w:t>
+        <w:t>Для запроса сведений, исправления, ограничения или прекращения обработки обратитесь по указанному контакту оператора. Для поиска записи можно указать ID MAX или номер обращения; не направляйте паспорт и другие документы в чат-бот. Если для исполнения запроса требуется проверка личности, оператор организует её по отдельному защищённому каналу. При наличии самостоятельного законного основания отдельные данные могут обрабатываться в предусмотренных законом пределах.</w:t>
       </w:r>
     </w:p>
     <w:sectPr>

--- a/legal/privacy-policy.docx
+++ b/legal/privacy-policy.docx
@@ -15,7 +15,7 @@
         <w:jc w:val="both"/>
       </w:pPr>
       <w:r>
-        <w:t>Редакция 3.0 от 29.09.2026. Чат-бот «На связи_регион40».</w:t>
+        <w:t>Редакция 3.1 от 29.09.2026. Чат-бот «На связи_регион40».</w:t>
       </w:r>
     </w:p>
     <w:p>
@@ -55,7 +55,7 @@
         <w:jc w:val="both"/>
       </w:pPr>
       <w:r>
-        <w:t>О жителе сохраняются ID MAX, сообщения о проблемах, выбранные тема и территория, допустимые фото в виде ссылок-токенов MAX, ответы, оценка и служебные сведения: номер обращения, даты, состояния, ответственные сотрудники и история действий. ФИО и телефон не запрашиваются; имя и имя пользователя MAX не сохраняются как профиль жителя. Технические ID сообщений нужны для доставки, предотвращения повторной обработки и обновления карточек.</w:t>
+        <w:t>О жителе сохраняются ID MAX, сообщения о проблемах, выбранные тема и территория, допустимые фото в виде ссылок-токенов MAX, ответы, оценка и служебные сведения: номер сообщения, даты, состояния, ответственные сотрудники и история действий. ФИО и телефон не запрашиваются; имя и имя пользователя MAX не сохраняются как профиль жителя. Технические ID сообщений нужны для доставки, предотвращения повторной обработки и обновления карточек.</w:t>
       </w:r>
     </w:p>
     <w:p>
@@ -87,7 +87,7 @@
         <w:jc w:val="both"/>
       </w:pPr>
       <w:r>
-        <w:t>Фото передаются сотруднику распределения для предварительной проверки и могут временно содержать нежелательные сведения до выявления. Они не направляются исполнителю до подтверждения проверки. При отказе содержание и ссылки на фото удаляются из записи обращения и связанных заданий доставки. Контролируемые копии в рабочих чатах подлежат удалению; оператор отдельно обеспечивает удаление копий, созданных сотрудниками вне сервиса.</w:t>
+        <w:t>Фото передаются сотруднику распределения для предварительной проверки и могут временно содержать нежелательные сведения до выявления. Они не направляются исполнителю до подтверждения проверки. При отказе содержание и ссылки на фото удаляются из записи сообщения и связанных заданий доставки. Контролируемые копии в рабочих чатах подлежат удалению; оператор отдельно обеспечивает удаление копий, созданных сотрудниками вне сервиса.</w:t>
       </w:r>
     </w:p>
     <w:p>
@@ -136,7 +136,7 @@
         <w:jc w:val="both"/>
       </w:pPr>
       <w:r>
-        <w:t>Завершённые обращения и связанные данные подлежат удалению не позднее 90 дней после завершения, если законное основание не требует иного срока. Неиспользуемые записи жителей без обращений и служебных связей также подлежат удалению по регламенту оператора. Технические записи входящей обработки хранятся не более 30 дней; содержимое успешно обработанных событий очищается сразу.</w:t>
+        <w:t>Завершённые сообщения и связанные данные подлежат удалению не позднее 90 дней после завершения, если законное основание не требует иного срока. Неиспользуемые записи жителей без сообщений и служебных связей также подлежат удалению по регламенту оператора. Технические записи входящей обработки хранятся не более 30 дней; содержимое успешно обработанных событий очищается сразу.</w:t>
       </w:r>
     </w:p>
     <w:p>
@@ -160,7 +160,7 @@
         <w:pStyle w:val="Heading1"/>
       </w:pPr>
       <w:r>
-        <w:t>6. Обращения по вопросам данных</w:t>
+        <w:t>6. Сообщения по вопросам данных</w:t>
       </w:r>
     </w:p>
     <w:p>
@@ -168,7 +168,7 @@
         <w:jc w:val="both"/>
       </w:pPr>
       <w:r>
-        <w:t>Для запроса сведений, исправления, ограничения или прекращения обработки обратитесь по указанному контакту оператора. Для поиска записи можно указать ID MAX или номер обращения; не направляйте паспорт и другие документы в чат-бот. Если для исполнения запроса требуется проверка личности, оператор организует её по отдельному защищённому каналу. При наличии самостоятельного законного основания отдельные данные могут обрабатываться в предусмотренных законом пределах.</w:t>
+        <w:t>Для запроса сведений, исправления, ограничения или прекращения обработки обратитесь по указанному контакту оператора. Для поиска записи можно указать ID MAX или номер сообщения; не направляйте паспорт и другие документы в чат-бот. Если для исполнения запроса требуется проверка личности, оператор организует её по отдельному защищённому каналу. При наличии самостоятельного законного основания отдельные данные могут обрабатываться в предусмотренных законом пределах.</w:t>
       </w:r>
     </w:p>
     <w:sectPr>

--- a/legal/privacy-policy.docx
+++ b/legal/privacy-policy.docx
@@ -15,7 +15,7 @@
         <w:jc w:val="both"/>
       </w:pPr>
       <w:r>
-        <w:t>Редакция 3.1 от 29.09.2026. Чат-бот «На связи_регион40».</w:t>
+        <w:t>Редакция 3.3 от 29.09.2026. Чат-бот «На связи_регион40».</w:t>
       </w:r>
     </w:p>
     <w:p>
@@ -39,7 +39,7 @@
         <w:jc w:val="both"/>
       </w:pPr>
       <w:r>
-        <w:t>Сервис применяет минимизацию данных. Сохранение ID MAX и привязанных к нему сообщений не означает полного обезличивания. Отсутствие кнопки согласия само по себе не освобождает оператора от требований законодательства. До эксплуатации оператор определяет и документирует применимое основание обработки ID, содержания сообщений и служебных сведений, а также полномочия получателей. Эта редакция не заявляет об автоматическом возникновении согласия из факта использования бота.</w:t>
+        <w:t>Сервис применяет минимизацию данных. Сохранение ID MAX и привязанных к нему сообщений не означает полного обезличивания. Отсутствие кнопки согласия само по себе не освобождает оператора от требований законодательства. До эксплуатации оператор определяет и документирует применимое основание обработки ID, добровольно переданного телефона, содержания сообщений и служебных сведений, а также полномочия получателей. Эта редакция не заявляет об автоматическом возникновении согласия из факта использования бота.</w:t>
       </w:r>
     </w:p>
     <w:p>
@@ -55,7 +55,7 @@
         <w:jc w:val="both"/>
       </w:pPr>
       <w:r>
-        <w:t>О жителе сохраняются ID MAX, сообщения о проблемах, выбранные тема и территория, допустимые фото в виде ссылок-токенов MAX, ответы, оценка и служебные сведения: номер сообщения, даты, состояния, ответственные сотрудники и история действий. ФИО и телефон не запрашиваются; имя и имя пользователя MAX не сохраняются как профиль жителя. Технические ID сообщений нужны для доставки, предотвращения повторной обработки и обновления карточек.</w:t>
+        <w:t>О жителе сохраняются ID MAX, сообщения о проблемах, выбранные тема и территория, допустимые фото в виде ссылок-токенов MAX, ответы, оценка и служебные сведения: номер сообщения, даты, состояния, ответственные сотрудники и история действий. ФИО не запрашивается; имя и имя пользователя MAX не сохраняются как профиль жителя. Перед отправкой житель может добровольно передать собственный телефон через кнопку MAX для уточнения деталей конкретного сообщения. Отправка без телефона доступна всегда. До регистрации номер хранится только в черновике; после подтверждения — в записи сообщения, без постоянного профиля телефона. В следующий черновик номер не переносится. Технические ID сообщений нужны для доставки, предотвращения повторной обработки и обновления карточек.</w:t>
       </w:r>
     </w:p>
     <w:p>
@@ -79,7 +79,7 @@
         <w:jc w:val="both"/>
       </w:pPr>
       <w:r>
-        <w:t>До записи входящего события удаляются профильные данные жителя и ненужные метаданные пересылки. Если автоматический фильтр обнаруживает признаки персональных данных в тексте или переданный контакт, вместо исходного содержания сохраняется технический признак отказа для доставки уведомления. Фильтр не является гарантией обнаружения всех персональных данных.</w:t>
+        <w:t>До записи входящего события удаляются профильные данные жителя и ненужные метаданные пересылки. Если автоматический фильтр обнаруживает признаки персональных данных в тексте или неподтверждённый контакт вне предусмотренного шага, вместо исходного содержания сохраняется технический признак отказа для доставки уведомления. Фильтр не является гарантией обнаружения всех персональных данных.</w:t>
       </w:r>
     </w:p>
     <w:p>
@@ -87,7 +87,7 @@
         <w:jc w:val="both"/>
       </w:pPr>
       <w:r>
-        <w:t>Фото передаются сотруднику распределения для предварительной проверки и могут временно содержать нежелательные сведения до выявления. Они не направляются исполнителю до подтверждения проверки. При отказе содержание и ссылки на фото удаляются из записи сообщения и связанных заданий доставки. Контролируемые копии в рабочих чатах подлежат удалению; оператор отдельно обеспечивает удаление копий, созданных сотрудниками вне сервиса.</w:t>
+        <w:t>Фото передаются сотруднику распределения для предварительной проверки и могут временно содержать нежелательные сведения до выявления. Они не направляются исполнителю до подтверждения проверки. При отказе содержание, телефон и ссылки на фото удаляются из записи сообщения и связанных заданий доставки. Контролируемые копии в рабочих чатах подлежат удалению; оператор отдельно обеспечивает удаление копий, созданных сотрудниками вне сервиса.</w:t>
       </w:r>
     </w:p>
     <w:p>
@@ -112,7 +112,7 @@
         <w:jc w:val="both"/>
       </w:pPr>
       <w:r>
-        <w:t>Цели: принять сообщение, определить компетентную организацию, подготовить и доставить ответ, показывать состояние, предотвращать дублирование и злоупотребления, вести служебную отчётность. Доступ предоставляется уполномоченным сотрудникам закрытых рабочих чатов и системным администраторам в пределах полномочий.</w:t>
+        <w:t>Цели: при добровольной передаче телефона уточнить детали сообщения, принять сообщение, определить компетентную организацию, подготовить и доставить ответ, показывать состояние, предотвращать дублирование и злоупотребления, вести служебную отчётность. Доступ предоставляется уполномоченным сотрудникам закрытых рабочих чатов и системным администраторам в пределах полномочий.</w:t>
       </w:r>
     </w:p>
     <w:p>
@@ -120,7 +120,7 @@
         <w:jc w:val="both"/>
       </w:pPr>
       <w:r>
-        <w:t>Получатели: компетентные органы власти и муниципалитеты Калужской области, региональные подразделения Социального фонда России и фонда «Защитники Отечества», а также технические исполнители в пределах документально установленных поручений. Передача осуществляется в необходимом объёме. Содержание не передаётся внешней модели искусственного интеллекта для поиска персональных данных: текстовый фильтр работает локально.</w:t>
+        <w:t>Получатели: компетентные органы власти и муниципалитеты Калужской области, региональные подразделения Социального фонда России и фонда «Защитники Отечества», а также технические исполнители в пределах документально установленных поручений. Передача осуществляется в необходимом объёме. Телефон предоставляется по отдельному запросу распределителю на этапе распределения и сотрудникам текущей назначенной организации на этапе подготовки или доработки ответа. Перед выдачей проверяются актуальное членство и назначение; номер направляется лично сотруднику, не включается в общие карточки, согласование, Excel и технические уведомления. После перераспределения прежняя организация не может получить номер повторно; уже полученные сотрудниками копии подлежат контролю оператора. Содержание не передаётся внешней модели искусственного интеллекта для поиска персональных данных: текстовый фильтр работает локально.</w:t>
       </w:r>
     </w:p>
     <w:p>
@@ -129,6 +129,14 @@
       </w:pPr>
       <w:r>
         <w:t>5. Хранение и удаление</w:t>
+      </w:r>
+    </w:p>
+    <w:p>
+      <w:pPr>
+        <w:jc w:val="both"/>
+      </w:pPr>
+      <w:r>
+        <w:t>Телефон можно убрать до отправки. При отмене или истечении срока черновика он удаляется из черновика. При отклонении сообщения телефон очищается вместе с содержанием, при удалении сообщения — вместе с записью. Исходная карточка контакта, её имя и подпись не сохраняются в базе, очередях и логах: временно сохраняются только проверенный номер и привязка к черновику.</w:t>
       </w:r>
     </w:p>
     <w:p>

--- a/legal/privacy-policy.docx
+++ b/legal/privacy-policy.docx
@@ -15,7 +15,7 @@
         <w:jc w:val="both"/>
       </w:pPr>
       <w:r>
-        <w:t>Редакция 3.3 от 29.09.2026. Чат-бот «На связи_регион40».</w:t>
+        <w:t>Редакция 3.4 от 30.09.2026. Чат-бот «На связи_регион40».</w:t>
       </w:r>
     </w:p>
     <w:p>
@@ -55,7 +55,7 @@
         <w:jc w:val="both"/>
       </w:pPr>
       <w:r>
-        <w:t>О жителе сохраняются ID MAX, сообщения о проблемах, выбранные тема и территория, допустимые фото в виде ссылок-токенов MAX, ответы, оценка и служебные сведения: номер сообщения, даты, состояния, ответственные сотрудники и история действий. ФИО не запрашивается; имя и имя пользователя MAX не сохраняются как профиль жителя. Перед отправкой житель может добровольно передать собственный телефон через кнопку MAX для уточнения деталей конкретного сообщения. Отправка без телефона доступна всегда. До регистрации номер хранится только в черновике; после подтверждения — в записи сообщения, без постоянного профиля телефона. В следующий черновик номер не переносится. Технические ID сообщений нужны для доставки, предотвращения повторной обработки и обновления карточек.</w:t>
+        <w:t>О жителе сохраняются ID MAX, сообщения о проблемах, выбранные тема и территория, допустимые фото в виде ссылок-токенов MAX, ответы, оценка и служебные сведения: номер сообщения, даты, состояния, ответственные сотрудники и история действий. ФИО не запрашивается; имя и имя пользователя MAX не сохраняются как профиль жителя. Телефон для связи можно добровольно указать в тексте сообщения или передать через кнопку MAX для конкретного сообщения. Номер из текста автоматически не извлекается в отдельное поле и хранится и доставляется вместе с текстом. Следующие правила отдельного хранения относятся к контакту, переданному кнопкой. Отправка без телефона доступна всегда. До регистрации номер хранится только в черновике; после подтверждения — в записи сообщения, без постоянного профиля телефона. В следующий черновик номер не переносится. Технические ID сообщений нужны для доставки, предотвращения повторной обработки и обновления карточек.</w:t>
       </w:r>
     </w:p>
     <w:p>
@@ -79,7 +79,7 @@
         <w:jc w:val="both"/>
       </w:pPr>
       <w:r>
-        <w:t>До записи входящего события удаляются профильные данные жителя и ненужные метаданные пересылки. Если автоматический фильтр обнаруживает признаки персональных данных в тексте или неподтверждённый контакт вне предусмотренного шага, вместо исходного содержания сохраняется технический признак отказа для доставки уведомления. Фильтр не является гарантией обнаружения всех персональных данных.</w:t>
+        <w:t>До записи входящего события удаляются профильные данные жителя и ненужные метаданные пересылки. Если автоматический фильтр обнаруживает признаки запрещённых персональных данных в тексте (кроме разрешённого телефона для связи) или неподтверждённый контакт вне предусмотренного шага, вместо исходного содержания сохраняется технический признак отказа для доставки уведомления. Фильтр не является гарантией обнаружения всех персональных данных.</w:t>
       </w:r>
     </w:p>
     <w:p>
@@ -120,7 +120,7 @@
         <w:jc w:val="both"/>
       </w:pPr>
       <w:r>
-        <w:t>Получатели: компетентные органы власти и муниципалитеты Калужской области, региональные подразделения Социального фонда России и фонда «Защитники Отечества», а также технические исполнители в пределах документально установленных поручений. Передача осуществляется в необходимом объёме. Телефон предоставляется по отдельному запросу распределителю на этапе распределения и сотрудникам текущей назначенной организации на этапе подготовки или доработки ответа. Перед выдачей проверяются актуальное членство и назначение; номер направляется лично сотруднику, не включается в общие карточки, согласование, Excel и технические уведомления. После перераспределения прежняя организация не может получить номер повторно; уже полученные сотрудниками копии подлежат контролю оператора. Содержание не передаётся внешней модели искусственного интеллекта для поиска персональных данных: текстовый фильтр работает локально.</w:t>
+        <w:t>Получатели: компетентные органы власти и муниципалитеты Калужской области, региональные подразделения Социального фонда России и фонда «Защитники Отечества», а также технические исполнители в пределах документально установленных поручений. Передача осуществляется в необходимом объёме. Отдельно переданный контакт предоставляется по отдельному запросу распределителю на этапе распределения и сотрудникам текущей назначенной организации на этапе подготовки или доработки ответа. Перед выдачей проверяются актуальное членство и назначение; номер направляется лично сотруднику, не включается в общие карточки, согласование, Excel и технические уведомления. Номер, указанный в тексте, виден всем получателям этого текста, в том числе в рабочих карточках, согласовании и отчётах с текстом. После перераспределения прежняя организация не может получить номер повторно; уже полученные сотрудниками копии подлежат контролю оператора. Содержание не передаётся внешней модели искусственного интеллекта для поиска персональных данных: текстовый фильтр работает локально.</w:t>
       </w:r>
     </w:p>
     <w:p>
@@ -136,7 +136,7 @@
         <w:jc w:val="both"/>
       </w:pPr>
       <w:r>
-        <w:t>Телефон можно убрать до отправки. При отмене или истечении срока черновика он удаляется из черновика. При отклонении сообщения телефон очищается вместе с содержанием, при удалении сообщения — вместе с записью. Исходная карточка контакта, её имя и подпись не сохраняются в базе, очередях и логах: временно сохраняются только проверенный номер и привязка к черновику.</w:t>
+        <w:t>До отправки отдельно добавленный телефон можно убрать через «Исправить» → «Убрать номер», а телефон из текста — исправив текст. При отмене или истечении срока черновика он удаляется из черновика. При отклонении сообщения телефон очищается вместе с содержанием, при удалении сообщения — вместе с записью. Исходная карточка контакта, её имя и подпись не сохраняются в базе, очередях и логах: временно сохраняются только проверенный номер и привязка к черновику.</w:t>
       </w:r>
     </w:p>
     <w:p>

--- a/legal/privacy-policy.docx
+++ b/legal/privacy-policy.docx
@@ -15,7 +15,7 @@
         <w:jc w:val="both"/>
       </w:pPr>
       <w:r>
-        <w:t>Редакция 3.4 от 30.09.2026. Чат-бот «На связи_регион40».</w:t>
+        <w:t>Редакция 3.5 от 01.10.2026. Чат-бот «На связи_регион40».</w:t>
       </w:r>
     </w:p>
     <w:p>
@@ -55,7 +55,7 @@
         <w:jc w:val="both"/>
       </w:pPr>
       <w:r>
-        <w:t>О жителе сохраняются ID MAX, сообщения о проблемах, выбранные тема и территория, допустимые фото в виде ссылок-токенов MAX, ответы, оценка и служебные сведения: номер сообщения, даты, состояния, ответственные сотрудники и история действий. ФИО не запрашивается; имя и имя пользователя MAX не сохраняются как профиль жителя. Телефон для связи можно добровольно указать в тексте сообщения или передать через кнопку MAX для конкретного сообщения. Номер из текста автоматически не извлекается в отдельное поле и хранится и доставляется вместе с текстом. Следующие правила отдельного хранения относятся к контакту, переданному кнопкой. Отправка без телефона доступна всегда. До регистрации номер хранится только в черновике; после подтверждения — в записи сообщения, без постоянного профиля телефона. В следующий черновик номер не переносится. Технические ID сообщений нужны для доставки, предотвращения повторной обработки и обновления карточек.</w:t>
+        <w:t>О жителе сохраняются ID MAX, сообщения о проблемах, выбранные тема и территория, допустимые фото в виде ссылок-токенов MAX, ответы, оценка и служебные сведения: номер сообщения, даты, состояния, ответственные сотрудники и история действий. ФИО не запрашивается; имя и имя пользователя MAX не сохраняются как профиль жителя. Телефон для связи можно добровольно указать в тексте сообщения или ввести вручную после кнопки «Поделиться контактом» для конкретного сообщения. Проверяется формат номера, а не принадлежность жителю. Номер из текста автоматически не извлекается в отдельное поле и хранится и доставляется вместе с текстом. Следующие правила отдельного хранения относятся к номеру, введённому вручную на отдельном этапе. Отправка без телефона доступна всегда. До регистрации номер хранится только в черновике; после подтверждения — в записи сообщения, без постоянного профиля телефона. В следующий черновик номер не переносится. Технические ID сообщений нужны для доставки, предотвращения повторной обработки и обновления карточек.</w:t>
       </w:r>
     </w:p>
     <w:p>
@@ -79,7 +79,7 @@
         <w:jc w:val="both"/>
       </w:pPr>
       <w:r>
-        <w:t>До записи входящего события удаляются профильные данные жителя и ненужные метаданные пересылки. Если автоматический фильтр обнаруживает признаки запрещённых персональных данных в тексте (кроме разрешённого телефона для связи) или неподтверждённый контакт вне предусмотренного шага, вместо исходного содержания сохраняется технический признак отказа для доставки уведомления. Фильтр не является гарантией обнаружения всех персональных данных.</w:t>
+        <w:t>До записи входящего события удаляются профильные данные жителя и ненужные метаданные пересылки. Если автоматический фильтр обнаруживает признаки запрещённых персональных данных в тексте (кроме разрешённого телефона для связи), вместо исходного содержания сохраняется технический признак отказа для доставки уведомления. Фильтр не является гарантией обнаружения всех персональных данных.</w:t>
       </w:r>
     </w:p>
     <w:p>
@@ -87,7 +87,7 @@
         <w:jc w:val="both"/>
       </w:pPr>
       <w:r>
-        <w:t>Фото передаются сотруднику распределения для предварительной проверки и могут временно содержать нежелательные сведения до выявления. Они не направляются исполнителю до подтверждения проверки. При отказе содержание, телефон и ссылки на фото удаляются из записи сообщения и связанных заданий доставки. Контролируемые копии в рабочих чатах подлежат удалению; оператор отдельно обеспечивает удаление копий, созданных сотрудниками вне сервиса.</w:t>
+        <w:t>Фото передаются сотруднику распределения для предварительной проверки и могут временно содержать нежелательные сведения до выявления. Отдельное обязательное подтверждение проверки перед распределением не требуется. Сотрудник может отклонить сообщение при обнаружении запрещённых данных; автоматическая проверка текста сохраняется. При отказе содержание, телефон и ссылки на фото удаляются из записи сообщения и связанных заданий доставки. Контролируемые копии в рабочих чатах подлежат удалению; оператор отдельно обеспечивает удаление копий, созданных сотрудниками вне сервиса.</w:t>
       </w:r>
     </w:p>
     <w:p>
@@ -120,7 +120,7 @@
         <w:jc w:val="both"/>
       </w:pPr>
       <w:r>
-        <w:t>Получатели: компетентные органы власти и муниципалитеты Калужской области, региональные подразделения Социального фонда России и фонда «Защитники Отечества», а также технические исполнители в пределах документально установленных поручений. Передача осуществляется в необходимом объёме. Отдельно переданный контакт предоставляется по отдельному запросу распределителю на этапе распределения и сотрудникам текущей назначенной организации на этапе подготовки или доработки ответа. Перед выдачей проверяются актуальное членство и назначение; номер направляется лично сотруднику, не включается в общие карточки, согласование, Excel и технические уведомления. Номер, указанный в тексте, виден всем получателям этого текста, в том числе в рабочих карточках, согласовании и отчётах с текстом. После перераспределения прежняя организация не может получить номер повторно; уже полученные сотрудниками копии подлежат контролю оператора. Содержание не передаётся внешней модели искусственного интеллекта для поиска персональных данных: текстовый фильтр работает локально.</w:t>
+        <w:t>Получатели: компетентные органы власти и муниципалитеты Калужской области, региональные подразделения Социального фонда России и фонда «Защитники Отечества», а также технические исполнители в пределах документально установленных поручений. Передача осуществляется в необходимом объёме. Телефон, введённый вручную на отдельном этапе, виден в полной карточке участникам рабочих чатов распределения, исполнения и согласования, а также в соответствующих личных рабочих карточках по обычным правилам доступа. Отдельная выдача номера в личный диалог сотрудника не используется. Номер не добавляется в общие панели очередей, технические уведомления и отдельную колонку Excel. Номер в тексте виден всем получателям этого текста, включая отчёты с текстом. Уже доставленные копии в рабочих чатах и у сотрудников подлежат контролю оператора. Содержание не передаётся внешней модели искусственного интеллекта для поиска персональных данных: текстовый фильтр работает локально.</w:t>
       </w:r>
     </w:p>
     <w:p>
@@ -136,7 +136,7 @@
         <w:jc w:val="both"/>
       </w:pPr>
       <w:r>
-        <w:t>До отправки отдельно добавленный телефон можно убрать через «Исправить» → «Убрать номер», а телефон из текста — исправив текст. При отмене или истечении срока черновика он удаляется из черновика. При отклонении сообщения телефон очищается вместе с содержанием, при удалении сообщения — вместе с записью. Исходная карточка контакта, её имя и подпись не сохраняются в базе, очередях и логах: временно сохраняются только проверенный номер и привязка к черновику.</w:t>
+        <w:t>До отправки отдельно добавленный телефон можно убрать через «Исправить» → «Убрать номер», а телефон из текста — исправив текст. При отмене или истечении срока черновика он удаляется из черновика. При отклонении сообщения телефон очищается вместе с содержанием, при удалении сообщения — вместе с записью. Системные карточки контакта MAX не используются: при их получении содержание удаляется из входящего события, а жителю предлагается ввести номер вручную. Для ручного ввода временно сохраняются нормализованный номер и привязка к текущему черновику; исходный ввод удаляется до записи события в очередь. Это проверка формата, а не подтверждение принадлежности номера.</w:t>
       </w:r>
     </w:p>
     <w:p>
